--- a/report_template/template_main/tBRCA_CustomEdition_NCFY_PMCenter_v1.1.6.docx
+++ b/report_template/template_main/tBRCA_CustomEdition_NCFY_PMCenter_v1.1.6.docx
@@ -4885,7 +4885,42 @@
           <w:sz w:val="18"/>
           <w:szCs w:val="18"/>
         </w:rPr>
-        <w:t>（PMID: 27993330）与中国专家共识《二代测序临床报告解读指引》。根据变异在不同癌种中对应的药物敏感性、诊断及预后证据分为四个等级：A级、B级、C级、D级。基因变异按照其临床意义的重要性分为四个等级：I类变异（具有强临床意义，具有A或B级证据）、II类变异（具有潜在临床意义，具有C或D级证据）、III类变异（临床意义不明）和IV类变异（良性和可能良性变异，已知无临床意义）。</w:t>
+        <w:t>（PMID: 27993330）与中国专家共识</w:t>
+      </w:r>
+      <w:r>
+        <w:rPr>
+          <w:color w:val="262626" w:themeColor="text1" w:themeTint="D9"/>
+          <w:sz w:val="18"/>
+          <w:szCs w:val="18"/>
+        </w:rPr>
+        <w:t>{{</w:t>
+      </w:r>
+      <w:proofErr w:type="spellStart"/>
+      <w:r>
+        <w:rPr>
+          <w:color w:val="262626" w:themeColor="text1" w:themeTint="D9"/>
+          <w:sz w:val="18"/>
+          <w:szCs w:val="18"/>
+        </w:rPr>
+        <w:t>sample.guideline.ngs_clinic_report_inter</w:t>
+      </w:r>
+      <w:proofErr w:type="spellEnd"/>
+      <w:r>
+        <w:rPr>
+          <w:color w:val="262626" w:themeColor="text1" w:themeTint="D9"/>
+          <w:sz w:val="18"/>
+          <w:szCs w:val="18"/>
+        </w:rPr>
+        <w:t>}}</w:t>
+      </w:r>
+      <w:r>
+        <w:rPr>
+          <w:rFonts w:hint="eastAsia"/>
+          <w:color w:val="262626" w:themeColor="text1" w:themeTint="D9"/>
+          <w:sz w:val="18"/>
+          <w:szCs w:val="18"/>
+        </w:rPr>
+        <w:t>。根据变异在不同癌种中对应的药物敏感性、诊断及预后证据分为四个等级：A级、B级、C级、D级。基因变异按照其临床意义的重要性分为四个等级：I类变异（具有强临床意义，具有A或B级证据）、II类变异（具有潜在临床意义，具有C或D级证据）、III类变异（临床意义不明）和IV类变异（良性和可能良性变异，已知无临床意义）。</w:t>
       </w:r>
       <w:r>
         <w:rPr>
@@ -11586,21 +11621,6 @@
 </file>
 
 <file path=customXml/item1.xml><?xml version="1.0" encoding="utf-8"?>
-<cp:coreProperties xmlns:cp="http://schemas.openxmlformats.org/package/2006/metadata/core-properties" xmlns:dc="http://purl.org/dc/elements/1.1/" xmlns:dcterms="http://purl.org/dc/terms/" xmlns:dcmitype="http://purl.org/dc/dcmitype/" xmlns:xsi="http://www.w3.org/2001/XMLSchema-instance">
-  <dc:creator>wuzhongwei</dc:creator>
-  <cp:lastModifiedBy>Microsoft Office User</cp:lastModifiedBy>
-  <cp:revision>55</cp:revision>
-  <cp:lastPrinted>2019-09-19T01:02:00Z</cp:lastPrinted>
-  <dcterms:created xsi:type="dcterms:W3CDTF">2020-09-11T08:04:00Z</dcterms:created>
-  <dcterms:modified xsi:type="dcterms:W3CDTF">2023-08-04T08:02:00Z</dcterms:modified>
-</cp:coreProperties>
-</file>
-
-<file path=customXml/item2.xml><?xml version="1.0" encoding="utf-8"?>
-<b:Sources xmlns:b="http://schemas.openxmlformats.org/officeDocument/2006/bibliography" xmlns="http://schemas.openxmlformats.org/officeDocument/2006/bibliography" SelectedStyle="\APASixthEditionOfficeOnline.xsl" StyleName="APA" Version="6"/>
-</file>
-
-<file path=customXml/item3.xml><?xml version="1.0" encoding="utf-8"?>
 <Properties xmlns="http://schemas.openxmlformats.org/officeDocument/2006/extended-properties" xmlns:vt="http://schemas.openxmlformats.org/officeDocument/2006/docPropsVTypes">
   <Template>Normal.dotm</Template>
   <TotalTime>165</TotalTime>
@@ -11621,13 +11641,13 @@
 </Properties>
 </file>
 
-<file path=customXml/item4.xml><?xml version="1.0" encoding="utf-8"?>
+<file path=customXml/item2.xml><?xml version="1.0" encoding="utf-8"?>
+<b:Sources xmlns:b="http://schemas.openxmlformats.org/officeDocument/2006/bibliography" xmlns="http://schemas.openxmlformats.org/officeDocument/2006/bibliography" SelectedStyle="\APASixthEditionOfficeOnline.xsl" StyleName="APA" Version="6"/>
+</file>
+
+<file path=customXml/item3.xml><?xml version="1.0" encoding="utf-8"?>
 <cp:coreProperties xmlns:cp="http://schemas.openxmlformats.org/package/2006/metadata/core-properties" xmlns:dc="http://purl.org/dc/elements/1.1/" xmlns:dcterms="http://purl.org/dc/terms/" xmlns:dcmitype="http://purl.org/dc/dcmitype/" xmlns:xsi="http://www.w3.org/2001/XMLSchema-instance">
-  <dc:title/>
-  <dc:subject/>
   <dc:creator>wuzhongwei</dc:creator>
-  <cp:keywords/>
-  <dc:description/>
   <cp:lastModifiedBy>Microsoft Office User</cp:lastModifiedBy>
   <cp:revision>55</cp:revision>
   <cp:lastPrinted>2019-09-19T01:02:00Z</cp:lastPrinted>
@@ -11636,7 +11656,7 @@
 </cp:coreProperties>
 </file>
 
-<file path=customXml/item5.xml><?xml version="1.0" encoding="utf-8"?>
+<file path=customXml/item4.xml><?xml version="1.0" encoding="utf-8"?>
 <Properties xmlns="http://schemas.openxmlformats.org/officeDocument/2006/extended-properties" xmlns:vt="http://schemas.openxmlformats.org/officeDocument/2006/docPropsVTypes">
   <Template>Normal.dotm</Template>
   <TotalTime>165</TotalTime>
@@ -11652,13 +11672,26 @@
 </Properties>
 </file>
 
+<file path=customXml/item5.xml><?xml version="1.0" encoding="utf-8"?>
+<cp:coreProperties xmlns:cp="http://schemas.openxmlformats.org/package/2006/metadata/core-properties" xmlns:dc="http://purl.org/dc/elements/1.1/" xmlns:dcterms="http://purl.org/dc/terms/" xmlns:dcmitype="http://purl.org/dc/dcmitype/" xmlns:xsi="http://www.w3.org/2001/XMLSchema-instance">
+  <dc:title/>
+  <dc:subject/>
+  <dc:creator>wuzhongwei</dc:creator>
+  <cp:keywords/>
+  <dc:description/>
+  <cp:lastModifiedBy>Microsoft Office User</cp:lastModifiedBy>
+  <cp:revision>55</cp:revision>
+  <cp:lastPrinted>2019-09-19T01:02:00Z</cp:lastPrinted>
+  <dcterms:created xsi:type="dcterms:W3CDTF">2020-09-11T08:04:00Z</dcterms:created>
+  <dcterms:modified xsi:type="dcterms:W3CDTF">2023-08-04T08:02:00Z</dcterms:modified>
+</cp:coreProperties>
+</file>
+
 <file path=customXml/itemProps1.xml><?xml version="1.0" encoding="utf-8"?>
-<ds:datastoreItem xmlns:ds="http://schemas.openxmlformats.org/officeDocument/2006/customXml" ds:itemID="{5153BDB2-2E2B-4D83-9984-9339BE2CD5AD}">
+<ds:datastoreItem xmlns:ds="http://schemas.openxmlformats.org/officeDocument/2006/customXml" ds:itemID="{826FE759-4A58-49FA-9938-BF57BAB170D7}">
   <ds:schemaRefs>
-    <ds:schemaRef ds:uri="http://schemas.openxmlformats.org/package/2006/metadata/core-properties"/>
-    <ds:schemaRef ds:uri="http://purl.org/dc/elements/1.1/"/>
-    <ds:schemaRef ds:uri="http://purl.org/dc/terms/"/>
-    <ds:schemaRef ds:uri="http://purl.org/dc/dcmitype/"/>
+    <ds:schemaRef ds:uri="http://schemas.openxmlformats.org/officeDocument/2006/extended-properties"/>
+    <ds:schemaRef ds:uri="http://schemas.openxmlformats.org/officeDocument/2006/docPropsVTypes"/>
   </ds:schemaRefs>
 </ds:datastoreItem>
 </file>
@@ -11672,16 +11705,7 @@
 </file>
 
 <file path=customXml/itemProps3.xml><?xml version="1.0" encoding="utf-8"?>
-<ds:datastoreItem xmlns:ds="http://schemas.openxmlformats.org/officeDocument/2006/customXml" ds:itemID="{826FE759-4A58-49FA-9938-BF57BAB170D7}">
-  <ds:schemaRefs>
-    <ds:schemaRef ds:uri="http://schemas.openxmlformats.org/officeDocument/2006/extended-properties"/>
-    <ds:schemaRef ds:uri="http://schemas.openxmlformats.org/officeDocument/2006/docPropsVTypes"/>
-  </ds:schemaRefs>
-</ds:datastoreItem>
-</file>
-
-<file path=customXml/itemProps4.xml><?xml version="1.0" encoding="utf-8"?>
-<ds:datastoreItem xmlns:ds="http://schemas.openxmlformats.org/officeDocument/2006/customXml" ds:itemID="{C7D09926-ADE2-4ABE-874B-B5DEC61A841C}">
+<ds:datastoreItem xmlns:ds="http://schemas.openxmlformats.org/officeDocument/2006/customXml" ds:itemID="{5153BDB2-2E2B-4D83-9984-9339BE2CD5AD}">
   <ds:schemaRefs>
     <ds:schemaRef ds:uri="http://schemas.openxmlformats.org/package/2006/metadata/core-properties"/>
     <ds:schemaRef ds:uri="http://purl.org/dc/elements/1.1/"/>
@@ -11691,11 +11715,22 @@
 </ds:datastoreItem>
 </file>
 
-<file path=customXml/itemProps5.xml><?xml version="1.0" encoding="utf-8"?>
+<file path=customXml/itemProps4.xml><?xml version="1.0" encoding="utf-8"?>
 <ds:datastoreItem xmlns:ds="http://schemas.openxmlformats.org/officeDocument/2006/customXml" ds:itemID="{C4D22A30-67E6-48C1-A1BB-974B739D7BCB}">
   <ds:schemaRefs>
     <ds:schemaRef ds:uri="http://schemas.openxmlformats.org/officeDocument/2006/extended-properties"/>
     <ds:schemaRef ds:uri="http://schemas.openxmlformats.org/officeDocument/2006/docPropsVTypes"/>
   </ds:schemaRefs>
 </ds:datastoreItem>
+</file>
+
+<file path=customXml/itemProps5.xml><?xml version="1.0" encoding="utf-8"?>
+<ds:datastoreItem xmlns:ds="http://schemas.openxmlformats.org/officeDocument/2006/customXml" ds:itemID="{C7D09926-ADE2-4ABE-874B-B5DEC61A841C}">
+  <ds:schemaRefs>
+    <ds:schemaRef ds:uri="http://schemas.openxmlformats.org/package/2006/metadata/core-properties"/>
+    <ds:schemaRef ds:uri="http://purl.org/dc/elements/1.1/"/>
+    <ds:schemaRef ds:uri="http://purl.org/dc/terms/"/>
+    <ds:schemaRef ds:uri="http://purl.org/dc/dcmitype/"/>
+  </ds:schemaRefs>
+</ds:datastoreItem>
 </file>